--- a/Anexos/Manuales/Manual de usuario.docx
+++ b/Anexos/Manuales/Manual de usuario.docx
@@ -17,40 +17,64 @@
           <w:b/>
           <w:bCs/>
         </w:rPr>
-        <w:t xml:space="preserve">MANUAL DE USUARIO – </w:t>
-      </w:r>
-      <w:r>
+        <w:t>MANUAL DE USUARIO – Carnetización Digital</w:t>
+      </w:r>
+    </w:p>
+    <w:p>
+      <w:pPr>
+        <w:jc w:val="center"/>
         <w:rPr>
           <w:rFonts w:ascii="Georgia" w:hAnsi="Georgia"/>
           <w:b/>
           <w:bCs/>
         </w:rPr>
-        <w:t>Carnetización Digital</w:t>
-      </w:r>
-    </w:p>
-    <w:p>
-      <w:pPr>
-        <w:jc w:val="center"/>
+      </w:pPr>
+    </w:p>
+    <w:p>
+      <w:pPr>
         <w:rPr>
           <w:rFonts w:ascii="Georgia" w:hAnsi="Georgia"/>
           <w:b/>
           <w:bCs/>
         </w:rPr>
       </w:pPr>
-    </w:p>
-    <w:p>
-      <w:pPr>
+      <w:r>
+        <w:rPr>
+          <w:rFonts w:ascii="Georgia" w:hAnsi="Georgia"/>
+        </w:rPr>
+        <w:t xml:space="preserve">Este manual describe el uso básico de la aplicación móvil </w:t>
+      </w:r>
+      <w:r>
         <w:rPr>
           <w:rFonts w:ascii="Georgia" w:hAnsi="Georgia"/>
           <w:b/>
           <w:bCs/>
         </w:rPr>
-      </w:pPr>
-      <w:r>
-        <w:rPr>
-          <w:rFonts w:ascii="Georgia" w:hAnsi="Georgia"/>
-        </w:rPr>
-        <w:t xml:space="preserve">Este manual describe el uso básico de la aplicación móvil </w:t>
+        <w:t>Carnetización Digital</w:t>
+      </w:r>
+      <w:r>
+        <w:rPr>
+          <w:rFonts w:ascii="Georgia" w:hAnsi="Georgia"/>
+        </w:rPr>
+        <w:t>, permitiendo a los usuarios acceder a sus carnets digitales, participar en eventos, registrar asistencias y administrar su información personal.</w:t>
+      </w:r>
+      <w:r>
+        <w:rPr>
+          <w:rFonts w:ascii="Georgia" w:hAnsi="Georgia"/>
+        </w:rPr>
+        <w:br/>
+      </w:r>
+      <w:r>
+        <w:rPr>
+          <w:rFonts w:ascii="Georgia" w:hAnsi="Georgia"/>
+        </w:rPr>
+        <w:br/>
+      </w:r>
+      <w:r>
+        <w:rPr>
+          <w:rFonts w:ascii="Georgia" w:hAnsi="Georgia"/>
+        </w:rPr>
+        <w:br/>
       </w:r>
       <w:r>
         <w:rPr>
@@ -58,31 +82,34 @@
           <w:b/>
           <w:bCs/>
         </w:rPr>
-        <w:t>Carnetización Digital</w:t>
-      </w:r>
-      <w:r>
-        <w:rPr>
-          <w:rFonts w:ascii="Georgia" w:hAnsi="Georgia"/>
-        </w:rPr>
-        <w:t>, permitiendo a los usuarios acceder a sus carnets digitales, participar en eventos, registrar asistencias y administrar su información personal.</w:t>
-      </w:r>
-      <w:r>
-        <w:rPr>
-          <w:rFonts w:ascii="Georgia" w:hAnsi="Georgia"/>
-        </w:rPr>
-        <w:br/>
-      </w:r>
-      <w:r>
-        <w:rPr>
-          <w:rFonts w:ascii="Georgia" w:hAnsi="Georgia"/>
-        </w:rPr>
-        <w:br/>
-      </w:r>
-      <w:r>
-        <w:rPr>
-          <w:rFonts w:ascii="Georgia" w:hAnsi="Georgia"/>
-        </w:rPr>
-        <w:br/>
+        <w:t>1. Pantalla de Bienvenida</w:t>
+      </w:r>
+    </w:p>
+    <w:p>
+      <w:pPr>
+        <w:rPr>
+          <w:rFonts w:ascii="Georgia" w:hAnsi="Georgia"/>
+        </w:rPr>
+      </w:pPr>
+      <w:r>
+        <w:rPr>
+          <w:rFonts w:ascii="Georgia" w:hAnsi="Georgia"/>
+        </w:rPr>
+        <w:t xml:space="preserve">Al abrir la aplicación, se muestra la pantalla inicial con el logotipo de </w:t>
+      </w:r>
+      <w:proofErr w:type="spellStart"/>
+      <w:r>
+        <w:rPr>
+          <w:rFonts w:ascii="Georgia" w:hAnsi="Georgia"/>
+        </w:rPr>
+        <w:t>CarnetGo</w:t>
+      </w:r>
+      <w:proofErr w:type="spellEnd"/>
+      <w:r>
+        <w:rPr>
+          <w:rFonts w:ascii="Georgia" w:hAnsi="Georgia"/>
+        </w:rPr>
+        <w:t xml:space="preserve"> y el botón </w:t>
       </w:r>
       <w:r>
         <w:rPr>
@@ -90,41 +117,6 @@
           <w:b/>
           <w:bCs/>
         </w:rPr>
-        <w:t>1. Pantalla de Bienvenida</w:t>
-      </w:r>
-    </w:p>
-    <w:p>
-      <w:pPr>
-        <w:rPr>
-          <w:rFonts w:ascii="Georgia" w:hAnsi="Georgia"/>
-        </w:rPr>
-      </w:pPr>
-      <w:r>
-        <w:rPr>
-          <w:rFonts w:ascii="Georgia" w:hAnsi="Georgia"/>
-        </w:rPr>
-        <w:t xml:space="preserve">Al abrir la aplicación, se muestra la pantalla inicial con el logotipo de </w:t>
-      </w:r>
-      <w:proofErr w:type="spellStart"/>
-      <w:r>
-        <w:rPr>
-          <w:rFonts w:ascii="Georgia" w:hAnsi="Georgia"/>
-        </w:rPr>
-        <w:t>CarnetGo</w:t>
-      </w:r>
-      <w:proofErr w:type="spellEnd"/>
-      <w:r>
-        <w:rPr>
-          <w:rFonts w:ascii="Georgia" w:hAnsi="Georgia"/>
-        </w:rPr>
-        <w:t xml:space="preserve"> y el botón </w:t>
-      </w:r>
-      <w:r>
-        <w:rPr>
-          <w:rFonts w:ascii="Georgia" w:hAnsi="Georgia"/>
-          <w:b/>
-          <w:bCs/>
-        </w:rPr>
         <w:t>“Ingresar”</w:t>
       </w:r>
       <w:r>
@@ -153,7 +145,7 @@
           <w:noProof/>
         </w:rPr>
         <w:drawing>
-          <wp:inline distT="0" distB="0" distL="0" distR="0" wp14:anchorId="0318D442" wp14:editId="1AE52FFC">
+          <wp:inline distT="0" distB="0" distL="0" distR="0" wp14:anchorId="0318D442" wp14:editId="757243D4">
             <wp:extent cx="2590345" cy="5615940"/>
             <wp:effectExtent l="0" t="0" r="635" b="3810"/>
             <wp:docPr id="424285946" name="Imagen 1"/>
@@ -339,7 +331,7 @@
           <w:noProof/>
         </w:rPr>
         <w:drawing>
-          <wp:inline distT="0" distB="0" distL="0" distR="0" wp14:anchorId="0CD1293F" wp14:editId="592927B5">
+          <wp:inline distT="0" distB="0" distL="0" distR="0" wp14:anchorId="0CD1293F" wp14:editId="70151FCF">
             <wp:extent cx="2428668" cy="5265420"/>
             <wp:effectExtent l="0" t="0" r="0" b="0"/>
             <wp:docPr id="1361837032" name="Imagen 2"/>
@@ -844,7 +836,7 @@
           <w:noProof/>
         </w:rPr>
         <w:drawing>
-          <wp:inline distT="0" distB="0" distL="0" distR="0" wp14:anchorId="339FFC1E" wp14:editId="403F5419">
+          <wp:inline distT="0" distB="0" distL="0" distR="0" wp14:anchorId="339FFC1E" wp14:editId="5809191C">
             <wp:extent cx="2502477" cy="5425440"/>
             <wp:effectExtent l="0" t="0" r="0" b="3810"/>
             <wp:docPr id="1751001657" name="Imagen 5"/>
@@ -1048,7 +1040,7 @@
           <w:noProof/>
         </w:rPr>
         <w:drawing>
-          <wp:inline distT="0" distB="0" distL="0" distR="0" wp14:anchorId="29BC611E" wp14:editId="52F947AB">
+          <wp:inline distT="0" distB="0" distL="0" distR="0" wp14:anchorId="29BC611E" wp14:editId="60E8A4DA">
             <wp:extent cx="2333770" cy="5059680"/>
             <wp:effectExtent l="0" t="0" r="9525" b="7620"/>
             <wp:docPr id="245882839" name="Imagen 8"/>
@@ -1250,7 +1242,7 @@
           <w:noProof/>
         </w:rPr>
         <w:drawing>
-          <wp:inline distT="0" distB="0" distL="0" distR="0" wp14:anchorId="09DD9B31" wp14:editId="1B5CD237">
+          <wp:inline distT="0" distB="0" distL="0" distR="0" wp14:anchorId="09DD9B31" wp14:editId="1C43678F">
             <wp:extent cx="2766060" cy="5996892"/>
             <wp:effectExtent l="0" t="0" r="0" b="4445"/>
             <wp:docPr id="727160649" name="Imagen 6"/>
@@ -1316,6 +1308,560 @@
           <w:bCs/>
         </w:rPr>
         <w:lastRenderedPageBreak/>
+        <w:t xml:space="preserve">8. </w:t>
+      </w:r>
+      <w:r>
+        <w:rPr>
+          <w:rFonts w:ascii="Georgia" w:hAnsi="Georgia"/>
+          <w:b/>
+          <w:bCs/>
+        </w:rPr>
+        <w:t>Notificaciones</w:t>
+      </w:r>
+    </w:p>
+    <w:p>
+      <w:pPr>
+        <w:rPr>
+          <w:rFonts w:ascii="Georgia" w:hAnsi="Georgia"/>
+        </w:rPr>
+      </w:pPr>
+      <w:r>
+        <w:rPr>
+          <w:rFonts w:ascii="Georgia" w:hAnsi="Georgia"/>
+        </w:rPr>
+        <w:t>La aplicación cuenta con un módulo de notificaciones, donde el usuario puede consultar alertas generadas durante el uso de la plataforma.</w:t>
+      </w:r>
+    </w:p>
+    <w:p>
+      <w:pPr>
+        <w:rPr>
+          <w:rFonts w:ascii="Georgia" w:hAnsi="Georgia"/>
+        </w:rPr>
+      </w:pPr>
+      <w:r>
+        <w:rPr>
+          <w:rFonts w:ascii="Georgia" w:hAnsi="Georgia"/>
+        </w:rPr>
+        <w:t>En esta sección se muestran dos categorías:</w:t>
+      </w:r>
+    </w:p>
+    <w:p>
+      <w:pPr>
+        <w:numPr>
+          <w:ilvl w:val="0"/>
+          <w:numId w:val="9"/>
+        </w:numPr>
+        <w:rPr>
+          <w:rFonts w:ascii="Georgia" w:hAnsi="Georgia"/>
+        </w:rPr>
+      </w:pPr>
+      <w:r>
+        <w:rPr>
+          <w:rFonts w:ascii="Georgia" w:hAnsi="Georgia"/>
+        </w:rPr>
+        <w:t>Hoy: Notificaciones generadas durante el día actual.</w:t>
+      </w:r>
+    </w:p>
+    <w:p>
+      <w:pPr>
+        <w:numPr>
+          <w:ilvl w:val="0"/>
+          <w:numId w:val="9"/>
+        </w:numPr>
+        <w:rPr>
+          <w:rFonts w:ascii="Georgia" w:hAnsi="Georgia"/>
+        </w:rPr>
+      </w:pPr>
+      <w:r>
+        <w:rPr>
+          <w:rFonts w:ascii="Georgia" w:hAnsi="Georgia"/>
+        </w:rPr>
+        <w:t>Anteriores: Notificaciones de días previos.</w:t>
+      </w:r>
+    </w:p>
+    <w:p>
+      <w:pPr>
+        <w:rPr>
+          <w:rFonts w:ascii="Georgia" w:hAnsi="Georgia"/>
+        </w:rPr>
+      </w:pPr>
+      <w:r>
+        <w:rPr>
+          <w:rFonts w:ascii="Georgia" w:hAnsi="Georgia"/>
+        </w:rPr>
+        <w:t>Las notificaciones más comunes incluyen:</w:t>
+      </w:r>
+    </w:p>
+    <w:p>
+      <w:pPr>
+        <w:numPr>
+          <w:ilvl w:val="0"/>
+          <w:numId w:val="10"/>
+        </w:numPr>
+        <w:rPr>
+          <w:rFonts w:ascii="Georgia" w:hAnsi="Georgia"/>
+        </w:rPr>
+      </w:pPr>
+      <w:r>
+        <w:rPr>
+          <w:rFonts w:ascii="Georgia" w:hAnsi="Georgia"/>
+        </w:rPr>
+        <w:t>Confirmación de inicio de sesión exitoso.</w:t>
+      </w:r>
+    </w:p>
+    <w:p>
+      <w:pPr>
+        <w:numPr>
+          <w:ilvl w:val="0"/>
+          <w:numId w:val="10"/>
+        </w:numPr>
+        <w:rPr>
+          <w:rFonts w:ascii="Georgia" w:hAnsi="Georgia"/>
+        </w:rPr>
+      </w:pPr>
+      <w:r>
+        <w:rPr>
+          <w:rFonts w:ascii="Georgia" w:hAnsi="Georgia"/>
+        </w:rPr>
+        <w:t>Recordatorios relacionados con eventos.</w:t>
+      </w:r>
+    </w:p>
+    <w:p>
+      <w:pPr>
+        <w:numPr>
+          <w:ilvl w:val="0"/>
+          <w:numId w:val="10"/>
+        </w:numPr>
+        <w:rPr>
+          <w:rFonts w:ascii="Georgia" w:hAnsi="Georgia"/>
+        </w:rPr>
+      </w:pPr>
+      <w:r>
+        <w:rPr>
+          <w:rFonts w:ascii="Georgia" w:hAnsi="Georgia"/>
+        </w:rPr>
+        <w:t>Avisos informativos sobre la cuenta o actividades recientes.</w:t>
+      </w:r>
+    </w:p>
+    <w:p>
+      <w:pPr>
+        <w:rPr>
+          <w:rFonts w:ascii="Georgia" w:hAnsi="Georgia"/>
+        </w:rPr>
+      </w:pPr>
+      <w:r>
+        <w:rPr>
+          <w:rFonts w:ascii="Georgia" w:hAnsi="Georgia"/>
+        </w:rPr>
+        <w:t>Cada notificación puede seleccionarse para ver más detalles si la plataforma lo requiere.</w:t>
+      </w:r>
+    </w:p>
+    <w:p>
+      <w:pPr>
+        <w:rPr>
+          <w:rFonts w:ascii="Georgia" w:hAnsi="Georgia"/>
+        </w:rPr>
+      </w:pPr>
+    </w:p>
+    <w:p>
+      <w:pPr>
+        <w:rPr>
+          <w:rFonts w:ascii="Georgia" w:hAnsi="Georgia"/>
+        </w:rPr>
+      </w:pPr>
+      <w:r>
+        <w:rPr>
+          <w:rFonts w:ascii="Georgia" w:hAnsi="Georgia"/>
+          <w:noProof/>
+        </w:rPr>
+        <w:drawing>
+          <wp:inline distT="0" distB="0" distL="0" distR="0" wp14:anchorId="21324ED4" wp14:editId="64A80136">
+            <wp:extent cx="2108829" cy="4572000"/>
+            <wp:effectExtent l="0" t="0" r="6350" b="0"/>
+            <wp:docPr id="1133281014" name="Imagen 1"/>
+            <wp:cNvGraphicFramePr>
+              <a:graphicFrameLocks xmlns:a="http://schemas.openxmlformats.org/drawingml/2006/main" noChangeAspect="1"/>
+            </wp:cNvGraphicFramePr>
+            <a:graphic xmlns:a="http://schemas.openxmlformats.org/drawingml/2006/main">
+              <a:graphicData uri="http://schemas.openxmlformats.org/drawingml/2006/picture">
+                <pic:pic xmlns:pic="http://schemas.openxmlformats.org/drawingml/2006/picture">
+                  <pic:nvPicPr>
+                    <pic:cNvPr id="1133281014" name="Imagen 1133281014"/>
+                    <pic:cNvPicPr/>
+                  </pic:nvPicPr>
+                  <pic:blipFill>
+                    <a:blip r:embed="rId13" cstate="print">
+                      <a:extLst>
+                        <a:ext uri="{28A0092B-C50C-407E-A947-70E740481C1C}">
+                          <a14:useLocalDpi xmlns:a14="http://schemas.microsoft.com/office/drawing/2010/main" val="0"/>
+                        </a:ext>
+                      </a:extLst>
+                    </a:blip>
+                    <a:stretch>
+                      <a:fillRect/>
+                    </a:stretch>
+                  </pic:blipFill>
+                  <pic:spPr>
+                    <a:xfrm>
+                      <a:off x="0" y="0"/>
+                      <a:ext cx="2113684" cy="4582527"/>
+                    </a:xfrm>
+                    <a:prstGeom prst="rect">
+                      <a:avLst/>
+                    </a:prstGeom>
+                  </pic:spPr>
+                </pic:pic>
+              </a:graphicData>
+            </a:graphic>
+          </wp:inline>
+        </w:drawing>
+      </w:r>
+    </w:p>
+    <w:p>
+      <w:pPr>
+        <w:rPr>
+          <w:rFonts w:ascii="Georgia" w:hAnsi="Georgia"/>
+          <w:b/>
+          <w:bCs/>
+        </w:rPr>
+      </w:pPr>
+    </w:p>
+    <w:p>
+      <w:pPr>
+        <w:rPr>
+          <w:rFonts w:ascii="Georgia" w:hAnsi="Georgia"/>
+          <w:b/>
+          <w:bCs/>
+        </w:rPr>
+      </w:pPr>
+      <w:r>
+        <w:rPr>
+          <w:rFonts w:ascii="Georgia" w:hAnsi="Georgia"/>
+          <w:b/>
+          <w:bCs/>
+        </w:rPr>
+        <w:lastRenderedPageBreak/>
+        <w:t xml:space="preserve">9. Sesión De Eventos </w:t>
+      </w:r>
+      <w:r>
+        <w:rPr>
+          <w:rFonts w:ascii="Georgia" w:hAnsi="Georgia"/>
+          <w:b/>
+          <w:bCs/>
+        </w:rPr>
+        <w:br/>
+      </w:r>
+    </w:p>
+    <w:p>
+      <w:pPr>
+        <w:rPr>
+          <w:rFonts w:ascii="Georgia" w:hAnsi="Georgia"/>
+        </w:rPr>
+      </w:pPr>
+      <w:r>
+        <w:rPr>
+          <w:rFonts w:ascii="Georgia" w:hAnsi="Georgia"/>
+        </w:rPr>
+        <w:t>En la sección Eventos el usuario puede ver todas las actividades que la institución ha programado, tanto las que vienen pronto como las que ya finalizaron. Todo se muestra en una misma vista, por lo que no es necesario cambiar de pantalla para buscar información.</w:t>
+      </w:r>
+    </w:p>
+    <w:p>
+      <w:pPr>
+        <w:rPr>
+          <w:rFonts w:ascii="Georgia" w:hAnsi="Georgia"/>
+        </w:rPr>
+      </w:pPr>
+      <w:r>
+        <w:rPr>
+          <w:rFonts w:ascii="Georgia" w:hAnsi="Georgia"/>
+        </w:rPr>
+        <w:t>Cada evento aparece en una tarjeta que muestra:</w:t>
+      </w:r>
+    </w:p>
+    <w:p>
+      <w:pPr>
+        <w:numPr>
+          <w:ilvl w:val="0"/>
+          <w:numId w:val="11"/>
+        </w:numPr>
+        <w:rPr>
+          <w:rFonts w:ascii="Georgia" w:hAnsi="Georgia"/>
+        </w:rPr>
+      </w:pPr>
+      <w:r>
+        <w:rPr>
+          <w:rFonts w:ascii="Georgia" w:hAnsi="Georgia"/>
+        </w:rPr>
+        <w:t>El nombre del evento.</w:t>
+      </w:r>
+    </w:p>
+    <w:p>
+      <w:pPr>
+        <w:numPr>
+          <w:ilvl w:val="0"/>
+          <w:numId w:val="11"/>
+        </w:numPr>
+        <w:rPr>
+          <w:rFonts w:ascii="Georgia" w:hAnsi="Georgia"/>
+        </w:rPr>
+      </w:pPr>
+      <w:r>
+        <w:rPr>
+          <w:rFonts w:ascii="Georgia" w:hAnsi="Georgia"/>
+        </w:rPr>
+        <w:t>La fecha en la que se realizó o se realizará.</w:t>
+      </w:r>
+    </w:p>
+    <w:p>
+      <w:pPr>
+        <w:numPr>
+          <w:ilvl w:val="0"/>
+          <w:numId w:val="11"/>
+        </w:numPr>
+        <w:rPr>
+          <w:rFonts w:ascii="Georgia" w:hAnsi="Georgia"/>
+        </w:rPr>
+      </w:pPr>
+      <w:r>
+        <w:rPr>
+          <w:rFonts w:ascii="Georgia" w:hAnsi="Georgia"/>
+        </w:rPr>
+        <w:t>La hora de inicio y de fin.</w:t>
+      </w:r>
+    </w:p>
+    <w:p>
+      <w:pPr>
+        <w:numPr>
+          <w:ilvl w:val="0"/>
+          <w:numId w:val="11"/>
+        </w:numPr>
+        <w:rPr>
+          <w:rFonts w:ascii="Georgia" w:hAnsi="Georgia"/>
+        </w:rPr>
+      </w:pPr>
+      <w:r>
+        <w:rPr>
+          <w:rFonts w:ascii="Georgia" w:hAnsi="Georgia"/>
+        </w:rPr>
+        <w:t xml:space="preserve">Su estado, que puede ser </w:t>
+      </w:r>
+      <w:r>
+        <w:rPr>
+          <w:rFonts w:ascii="Georgia" w:hAnsi="Georgia"/>
+          <w:i/>
+          <w:iCs/>
+        </w:rPr>
+        <w:t>Próximo</w:t>
+      </w:r>
+      <w:r>
+        <w:rPr>
+          <w:rFonts w:ascii="Georgia" w:hAnsi="Georgia"/>
+        </w:rPr>
+        <w:t xml:space="preserve"> si aún no ocurre, o </w:t>
+      </w:r>
+      <w:r>
+        <w:rPr>
+          <w:rFonts w:ascii="Georgia" w:hAnsi="Georgia"/>
+          <w:i/>
+          <w:iCs/>
+        </w:rPr>
+        <w:t>Finalizado</w:t>
+      </w:r>
+      <w:r>
+        <w:rPr>
+          <w:rFonts w:ascii="Georgia" w:hAnsi="Georgia"/>
+        </w:rPr>
+        <w:t xml:space="preserve"> si ya pasó.</w:t>
+      </w:r>
+    </w:p>
+    <w:p>
+      <w:pPr>
+        <w:numPr>
+          <w:ilvl w:val="0"/>
+          <w:numId w:val="11"/>
+        </w:numPr>
+        <w:rPr>
+          <w:rFonts w:ascii="Georgia" w:hAnsi="Georgia"/>
+        </w:rPr>
+      </w:pPr>
+      <w:r>
+        <w:rPr>
+          <w:rFonts w:ascii="Georgia" w:hAnsi="Georgia"/>
+        </w:rPr>
+        <w:t>Una imagen ilustrativa, para identificarlo más fácilmente.</w:t>
+      </w:r>
+    </w:p>
+    <w:p>
+      <w:pPr>
+        <w:rPr>
+          <w:rFonts w:ascii="Georgia" w:hAnsi="Georgia"/>
+        </w:rPr>
+      </w:pPr>
+      <w:r>
+        <w:rPr>
+          <w:rFonts w:ascii="Georgia" w:hAnsi="Georgia"/>
+        </w:rPr>
+        <w:t>Si el usuario quiere conocer más detalles, solo debe seleccionar el evento. Allí podrá ver su descripción, la información completa y, si el evento todavía está disponible, tendrá la opción de participar.</w:t>
+      </w:r>
+    </w:p>
+    <w:p>
+      <w:pPr>
+        <w:rPr>
+          <w:rFonts w:ascii="Georgia" w:hAnsi="Georgia"/>
+        </w:rPr>
+      </w:pPr>
+      <w:r>
+        <w:rPr>
+          <w:rFonts w:ascii="Georgia" w:hAnsi="Georgia"/>
+          <w:b/>
+          <w:bCs/>
+          <w:noProof/>
+        </w:rPr>
+        <w:drawing>
+          <wp:anchor distT="0" distB="0" distL="114300" distR="114300" simplePos="0" relativeHeight="251659264" behindDoc="0" locked="0" layoutInCell="1" allowOverlap="1" wp14:anchorId="1C42C690" wp14:editId="46B68F65">
+            <wp:simplePos x="0" y="0"/>
+            <wp:positionH relativeFrom="margin">
+              <wp:align>left</wp:align>
+            </wp:positionH>
+            <wp:positionV relativeFrom="paragraph">
+              <wp:posOffset>664210</wp:posOffset>
+            </wp:positionV>
+            <wp:extent cx="2080260" cy="4509770"/>
+            <wp:effectExtent l="0" t="0" r="0" b="5080"/>
+            <wp:wrapNone/>
+            <wp:docPr id="1097208167" name="Imagen 2"/>
+            <wp:cNvGraphicFramePr>
+              <a:graphicFrameLocks xmlns:a="http://schemas.openxmlformats.org/drawingml/2006/main" noChangeAspect="1"/>
+            </wp:cNvGraphicFramePr>
+            <a:graphic xmlns:a="http://schemas.openxmlformats.org/drawingml/2006/main">
+              <a:graphicData uri="http://schemas.openxmlformats.org/drawingml/2006/picture">
+                <pic:pic xmlns:pic="http://schemas.openxmlformats.org/drawingml/2006/picture">
+                  <pic:nvPicPr>
+                    <pic:cNvPr id="1097208167" name="Imagen 1097208167"/>
+                    <pic:cNvPicPr/>
+                  </pic:nvPicPr>
+                  <pic:blipFill>
+                    <a:blip r:embed="rId14" cstate="print">
+                      <a:extLst>
+                        <a:ext uri="{28A0092B-C50C-407E-A947-70E740481C1C}">
+                          <a14:useLocalDpi xmlns:a14="http://schemas.microsoft.com/office/drawing/2010/main" val="0"/>
+                        </a:ext>
+                      </a:extLst>
+                    </a:blip>
+                    <a:stretch>
+                      <a:fillRect/>
+                    </a:stretch>
+                  </pic:blipFill>
+                  <pic:spPr>
+                    <a:xfrm>
+                      <a:off x="0" y="0"/>
+                      <a:ext cx="2080260" cy="4509770"/>
+                    </a:xfrm>
+                    <a:prstGeom prst="rect">
+                      <a:avLst/>
+                    </a:prstGeom>
+                  </pic:spPr>
+                </pic:pic>
+              </a:graphicData>
+            </a:graphic>
+            <wp14:sizeRelH relativeFrom="page">
+              <wp14:pctWidth>0</wp14:pctWidth>
+            </wp14:sizeRelH>
+            <wp14:sizeRelV relativeFrom="page">
+              <wp14:pctHeight>0</wp14:pctHeight>
+            </wp14:sizeRelV>
+          </wp:anchor>
+        </w:drawing>
+      </w:r>
+      <w:r>
+        <w:rPr>
+          <w:rFonts w:ascii="Georgia" w:hAnsi="Georgia"/>
+        </w:rPr>
+        <w:t>Esta sección le permite al usuario mantenerse al día con las actividades que vienen y revisar aquellas en las que ya participó o estuvieron disponibles para él.</w:t>
+      </w:r>
+    </w:p>
+    <w:p>
+      <w:pPr>
+        <w:rPr>
+          <w:rFonts w:ascii="Georgia" w:hAnsi="Georgia"/>
+          <w:b/>
+          <w:bCs/>
+        </w:rPr>
+      </w:pPr>
+      <w:r>
+        <w:rPr>
+          <w:rFonts w:ascii="Georgia" w:hAnsi="Georgia"/>
+          <w:b/>
+          <w:bCs/>
+          <w:noProof/>
+        </w:rPr>
+        <w:lastRenderedPageBreak/>
+        <w:drawing>
+          <wp:inline distT="0" distB="0" distL="0" distR="0" wp14:anchorId="00D0A839" wp14:editId="4A7A08F6">
+            <wp:extent cx="2326741" cy="5044440"/>
+            <wp:effectExtent l="0" t="0" r="0" b="3810"/>
+            <wp:docPr id="1413798143" name="Imagen 3"/>
+            <wp:cNvGraphicFramePr>
+              <a:graphicFrameLocks xmlns:a="http://schemas.openxmlformats.org/drawingml/2006/main" noChangeAspect="1"/>
+            </wp:cNvGraphicFramePr>
+            <a:graphic xmlns:a="http://schemas.openxmlformats.org/drawingml/2006/main">
+              <a:graphicData uri="http://schemas.openxmlformats.org/drawingml/2006/picture">
+                <pic:pic xmlns:pic="http://schemas.openxmlformats.org/drawingml/2006/picture">
+                  <pic:nvPicPr>
+                    <pic:cNvPr id="1413798143" name="Imagen 1413798143"/>
+                    <pic:cNvPicPr/>
+                  </pic:nvPicPr>
+                  <pic:blipFill>
+                    <a:blip r:embed="rId15" cstate="print">
+                      <a:extLst>
+                        <a:ext uri="{28A0092B-C50C-407E-A947-70E740481C1C}">
+                          <a14:useLocalDpi xmlns:a14="http://schemas.microsoft.com/office/drawing/2010/main" val="0"/>
+                        </a:ext>
+                      </a:extLst>
+                    </a:blip>
+                    <a:stretch>
+                      <a:fillRect/>
+                    </a:stretch>
+                  </pic:blipFill>
+                  <pic:spPr>
+                    <a:xfrm>
+                      <a:off x="0" y="0"/>
+                      <a:ext cx="2326741" cy="5044440"/>
+                    </a:xfrm>
+                    <a:prstGeom prst="rect">
+                      <a:avLst/>
+                    </a:prstGeom>
+                  </pic:spPr>
+                </pic:pic>
+              </a:graphicData>
+            </a:graphic>
+          </wp:inline>
+        </w:drawing>
+      </w:r>
+    </w:p>
+    <w:p>
+      <w:pPr>
+        <w:rPr>
+          <w:rFonts w:ascii="Georgia" w:hAnsi="Georgia"/>
+          <w:b/>
+          <w:bCs/>
+        </w:rPr>
+      </w:pPr>
+    </w:p>
+    <w:p>
+      <w:pPr>
+        <w:rPr>
+          <w:rFonts w:ascii="Georgia" w:hAnsi="Georgia"/>
+          <w:b/>
+          <w:bCs/>
+        </w:rPr>
+      </w:pPr>
+      <w:r>
+        <w:rPr>
+          <w:rFonts w:ascii="Georgia" w:hAnsi="Georgia"/>
+          <w:b/>
+          <w:bCs/>
+        </w:rPr>
         <w:t>8. Perfil del Usuario</w:t>
       </w:r>
     </w:p>
@@ -1482,8 +2028,9 @@
           <w:rFonts w:ascii="Georgia" w:hAnsi="Georgia"/>
           <w:noProof/>
         </w:rPr>
+        <w:lastRenderedPageBreak/>
         <w:drawing>
-          <wp:anchor distT="0" distB="0" distL="114300" distR="114300" simplePos="0" relativeHeight="251658240" behindDoc="0" locked="0" layoutInCell="1" allowOverlap="1" wp14:anchorId="7A94AD7E" wp14:editId="4B01B3D5">
+          <wp:anchor distT="0" distB="0" distL="114300" distR="114300" simplePos="0" relativeHeight="251658240" behindDoc="0" locked="0" layoutInCell="1" allowOverlap="1" wp14:anchorId="7A94AD7E" wp14:editId="19B4DC74">
             <wp:simplePos x="0" y="0"/>
             <wp:positionH relativeFrom="margin">
               <wp:align>left</wp:align>
@@ -1506,7 +2053,7 @@
                     <pic:cNvPicPr/>
                   </pic:nvPicPr>
                   <pic:blipFill>
-                    <a:blip r:embed="rId13" cstate="print">
+                    <a:blip r:embed="rId16" cstate="print">
                       <a:extLst>
                         <a:ext uri="{28A0092B-C50C-407E-A947-70E740481C1C}">
                           <a14:useLocalDpi xmlns:a14="http://schemas.microsoft.com/office/drawing/2010/main" val="0"/>
@@ -1686,7 +2233,6 @@
           <w:b/>
           <w:bCs/>
         </w:rPr>
-        <w:lastRenderedPageBreak/>
         <w:t>9. Lector de QR</w:t>
       </w:r>
     </w:p>
@@ -1795,7 +2341,7 @@
                     <pic:cNvPicPr/>
                   </pic:nvPicPr>
                   <pic:blipFill>
-                    <a:blip r:embed="rId14">
+                    <a:blip r:embed="rId17">
                       <a:extLst>
                         <a:ext uri="{28A0092B-C50C-407E-A947-70E740481C1C}">
                           <a14:useLocalDpi xmlns:a14="http://schemas.microsoft.com/office/drawing/2010/main" val="0"/>
@@ -1900,7 +2446,7 @@
           <w:noProof/>
         </w:rPr>
         <w:drawing>
-          <wp:inline distT="0" distB="0" distL="0" distR="0" wp14:anchorId="7B0E972B" wp14:editId="2DB9C685">
+          <wp:inline distT="0" distB="0" distL="0" distR="0" wp14:anchorId="7B0E972B" wp14:editId="0F10FC89">
             <wp:extent cx="2586830" cy="5608320"/>
             <wp:effectExtent l="0" t="0" r="4445" b="0"/>
             <wp:docPr id="1987108083" name="Imagen 10"/>
@@ -2105,6 +2651,304 @@
     </w:lvl>
   </w:abstractNum>
   <w:abstractNum w:abstractNumId="1" w15:restartNumberingAfterBreak="0">
+    <w:nsid w:val="157D107F"/>
+    <w:multiLevelType w:val="multilevel"/>
+    <w:tmpl w:val="0EA2E3BE"/>
+    <w:lvl w:ilvl="0">
+      <w:start w:val="1"/>
+      <w:numFmt w:val="bullet"/>
+      <w:lvlText w:val=""/>
+      <w:lvlJc w:val="left"/>
+      <w:pPr>
+        <w:tabs>
+          <w:tab w:val="num" w:pos="720"/>
+        </w:tabs>
+        <w:ind w:left="720" w:hanging="360"/>
+      </w:pPr>
+      <w:rPr>
+        <w:rFonts w:ascii="Symbol" w:hAnsi="Symbol" w:hint="default"/>
+        <w:sz w:val="20"/>
+      </w:rPr>
+    </w:lvl>
+    <w:lvl w:ilvl="1" w:tentative="1">
+      <w:start w:val="1"/>
+      <w:numFmt w:val="bullet"/>
+      <w:lvlText w:val="o"/>
+      <w:lvlJc w:val="left"/>
+      <w:pPr>
+        <w:tabs>
+          <w:tab w:val="num" w:pos="1440"/>
+        </w:tabs>
+        <w:ind w:left="1440" w:hanging="360"/>
+      </w:pPr>
+      <w:rPr>
+        <w:rFonts w:ascii="Courier New" w:hAnsi="Courier New" w:hint="default"/>
+        <w:sz w:val="20"/>
+      </w:rPr>
+    </w:lvl>
+    <w:lvl w:ilvl="2" w:tentative="1">
+      <w:start w:val="1"/>
+      <w:numFmt w:val="bullet"/>
+      <w:lvlText w:val=""/>
+      <w:lvlJc w:val="left"/>
+      <w:pPr>
+        <w:tabs>
+          <w:tab w:val="num" w:pos="2160"/>
+        </w:tabs>
+        <w:ind w:left="2160" w:hanging="360"/>
+      </w:pPr>
+      <w:rPr>
+        <w:rFonts w:ascii="Wingdings" w:hAnsi="Wingdings" w:hint="default"/>
+        <w:sz w:val="20"/>
+      </w:rPr>
+    </w:lvl>
+    <w:lvl w:ilvl="3" w:tentative="1">
+      <w:start w:val="1"/>
+      <w:numFmt w:val="bullet"/>
+      <w:lvlText w:val=""/>
+      <w:lvlJc w:val="left"/>
+      <w:pPr>
+        <w:tabs>
+          <w:tab w:val="num" w:pos="2880"/>
+        </w:tabs>
+        <w:ind w:left="2880" w:hanging="360"/>
+      </w:pPr>
+      <w:rPr>
+        <w:rFonts w:ascii="Wingdings" w:hAnsi="Wingdings" w:hint="default"/>
+        <w:sz w:val="20"/>
+      </w:rPr>
+    </w:lvl>
+    <w:lvl w:ilvl="4" w:tentative="1">
+      <w:start w:val="1"/>
+      <w:numFmt w:val="bullet"/>
+      <w:lvlText w:val=""/>
+      <w:lvlJc w:val="left"/>
+      <w:pPr>
+        <w:tabs>
+          <w:tab w:val="num" w:pos="3600"/>
+        </w:tabs>
+        <w:ind w:left="3600" w:hanging="360"/>
+      </w:pPr>
+      <w:rPr>
+        <w:rFonts w:ascii="Wingdings" w:hAnsi="Wingdings" w:hint="default"/>
+        <w:sz w:val="20"/>
+      </w:rPr>
+    </w:lvl>
+    <w:lvl w:ilvl="5" w:tentative="1">
+      <w:start w:val="1"/>
+      <w:numFmt w:val="bullet"/>
+      <w:lvlText w:val=""/>
+      <w:lvlJc w:val="left"/>
+      <w:pPr>
+        <w:tabs>
+          <w:tab w:val="num" w:pos="4320"/>
+        </w:tabs>
+        <w:ind w:left="4320" w:hanging="360"/>
+      </w:pPr>
+      <w:rPr>
+        <w:rFonts w:ascii="Wingdings" w:hAnsi="Wingdings" w:hint="default"/>
+        <w:sz w:val="20"/>
+      </w:rPr>
+    </w:lvl>
+    <w:lvl w:ilvl="6" w:tentative="1">
+      <w:start w:val="1"/>
+      <w:numFmt w:val="bullet"/>
+      <w:lvlText w:val=""/>
+      <w:lvlJc w:val="left"/>
+      <w:pPr>
+        <w:tabs>
+          <w:tab w:val="num" w:pos="5040"/>
+        </w:tabs>
+        <w:ind w:left="5040" w:hanging="360"/>
+      </w:pPr>
+      <w:rPr>
+        <w:rFonts w:ascii="Wingdings" w:hAnsi="Wingdings" w:hint="default"/>
+        <w:sz w:val="20"/>
+      </w:rPr>
+    </w:lvl>
+    <w:lvl w:ilvl="7" w:tentative="1">
+      <w:start w:val="1"/>
+      <w:numFmt w:val="bullet"/>
+      <w:lvlText w:val=""/>
+      <w:lvlJc w:val="left"/>
+      <w:pPr>
+        <w:tabs>
+          <w:tab w:val="num" w:pos="5760"/>
+        </w:tabs>
+        <w:ind w:left="5760" w:hanging="360"/>
+      </w:pPr>
+      <w:rPr>
+        <w:rFonts w:ascii="Wingdings" w:hAnsi="Wingdings" w:hint="default"/>
+        <w:sz w:val="20"/>
+      </w:rPr>
+    </w:lvl>
+    <w:lvl w:ilvl="8" w:tentative="1">
+      <w:start w:val="1"/>
+      <w:numFmt w:val="bullet"/>
+      <w:lvlText w:val=""/>
+      <w:lvlJc w:val="left"/>
+      <w:pPr>
+        <w:tabs>
+          <w:tab w:val="num" w:pos="6480"/>
+        </w:tabs>
+        <w:ind w:left="6480" w:hanging="360"/>
+      </w:pPr>
+      <w:rPr>
+        <w:rFonts w:ascii="Wingdings" w:hAnsi="Wingdings" w:hint="default"/>
+        <w:sz w:val="20"/>
+      </w:rPr>
+    </w:lvl>
+  </w:abstractNum>
+  <w:abstractNum w:abstractNumId="2" w15:restartNumberingAfterBreak="0">
+    <w:nsid w:val="28034130"/>
+    <w:multiLevelType w:val="multilevel"/>
+    <w:tmpl w:val="40F6907A"/>
+    <w:lvl w:ilvl="0">
+      <w:start w:val="1"/>
+      <w:numFmt w:val="bullet"/>
+      <w:lvlText w:val=""/>
+      <w:lvlJc w:val="left"/>
+      <w:pPr>
+        <w:tabs>
+          <w:tab w:val="num" w:pos="720"/>
+        </w:tabs>
+        <w:ind w:left="720" w:hanging="360"/>
+      </w:pPr>
+      <w:rPr>
+        <w:rFonts w:ascii="Symbol" w:hAnsi="Symbol" w:hint="default"/>
+        <w:sz w:val="20"/>
+      </w:rPr>
+    </w:lvl>
+    <w:lvl w:ilvl="1" w:tentative="1">
+      <w:start w:val="1"/>
+      <w:numFmt w:val="bullet"/>
+      <w:lvlText w:val="o"/>
+      <w:lvlJc w:val="left"/>
+      <w:pPr>
+        <w:tabs>
+          <w:tab w:val="num" w:pos="1440"/>
+        </w:tabs>
+        <w:ind w:left="1440" w:hanging="360"/>
+      </w:pPr>
+      <w:rPr>
+        <w:rFonts w:ascii="Courier New" w:hAnsi="Courier New" w:hint="default"/>
+        <w:sz w:val="20"/>
+      </w:rPr>
+    </w:lvl>
+    <w:lvl w:ilvl="2" w:tentative="1">
+      <w:start w:val="1"/>
+      <w:numFmt w:val="bullet"/>
+      <w:lvlText w:val=""/>
+      <w:lvlJc w:val="left"/>
+      <w:pPr>
+        <w:tabs>
+          <w:tab w:val="num" w:pos="2160"/>
+        </w:tabs>
+        <w:ind w:left="2160" w:hanging="360"/>
+      </w:pPr>
+      <w:rPr>
+        <w:rFonts w:ascii="Wingdings" w:hAnsi="Wingdings" w:hint="default"/>
+        <w:sz w:val="20"/>
+      </w:rPr>
+    </w:lvl>
+    <w:lvl w:ilvl="3" w:tentative="1">
+      <w:start w:val="1"/>
+      <w:numFmt w:val="bullet"/>
+      <w:lvlText w:val=""/>
+      <w:lvlJc w:val="left"/>
+      <w:pPr>
+        <w:tabs>
+          <w:tab w:val="num" w:pos="2880"/>
+        </w:tabs>
+        <w:ind w:left="2880" w:hanging="360"/>
+      </w:pPr>
+      <w:rPr>
+        <w:rFonts w:ascii="Wingdings" w:hAnsi="Wingdings" w:hint="default"/>
+        <w:sz w:val="20"/>
+      </w:rPr>
+    </w:lvl>
+    <w:lvl w:ilvl="4" w:tentative="1">
+      <w:start w:val="1"/>
+      <w:numFmt w:val="bullet"/>
+      <w:lvlText w:val=""/>
+      <w:lvlJc w:val="left"/>
+      <w:pPr>
+        <w:tabs>
+          <w:tab w:val="num" w:pos="3600"/>
+        </w:tabs>
+        <w:ind w:left="3600" w:hanging="360"/>
+      </w:pPr>
+      <w:rPr>
+        <w:rFonts w:ascii="Wingdings" w:hAnsi="Wingdings" w:hint="default"/>
+        <w:sz w:val="20"/>
+      </w:rPr>
+    </w:lvl>
+    <w:lvl w:ilvl="5" w:tentative="1">
+      <w:start w:val="1"/>
+      <w:numFmt w:val="bullet"/>
+      <w:lvlText w:val=""/>
+      <w:lvlJc w:val="left"/>
+      <w:pPr>
+        <w:tabs>
+          <w:tab w:val="num" w:pos="4320"/>
+        </w:tabs>
+        <w:ind w:left="4320" w:hanging="360"/>
+      </w:pPr>
+      <w:rPr>
+        <w:rFonts w:ascii="Wingdings" w:hAnsi="Wingdings" w:hint="default"/>
+        <w:sz w:val="20"/>
+      </w:rPr>
+    </w:lvl>
+    <w:lvl w:ilvl="6" w:tentative="1">
+      <w:start w:val="1"/>
+      <w:numFmt w:val="bullet"/>
+      <w:lvlText w:val=""/>
+      <w:lvlJc w:val="left"/>
+      <w:pPr>
+        <w:tabs>
+          <w:tab w:val="num" w:pos="5040"/>
+        </w:tabs>
+        <w:ind w:left="5040" w:hanging="360"/>
+      </w:pPr>
+      <w:rPr>
+        <w:rFonts w:ascii="Wingdings" w:hAnsi="Wingdings" w:hint="default"/>
+        <w:sz w:val="20"/>
+      </w:rPr>
+    </w:lvl>
+    <w:lvl w:ilvl="7" w:tentative="1">
+      <w:start w:val="1"/>
+      <w:numFmt w:val="bullet"/>
+      <w:lvlText w:val=""/>
+      <w:lvlJc w:val="left"/>
+      <w:pPr>
+        <w:tabs>
+          <w:tab w:val="num" w:pos="5760"/>
+        </w:tabs>
+        <w:ind w:left="5760" w:hanging="360"/>
+      </w:pPr>
+      <w:rPr>
+        <w:rFonts w:ascii="Wingdings" w:hAnsi="Wingdings" w:hint="default"/>
+        <w:sz w:val="20"/>
+      </w:rPr>
+    </w:lvl>
+    <w:lvl w:ilvl="8" w:tentative="1">
+      <w:start w:val="1"/>
+      <w:numFmt w:val="bullet"/>
+      <w:lvlText w:val=""/>
+      <w:lvlJc w:val="left"/>
+      <w:pPr>
+        <w:tabs>
+          <w:tab w:val="num" w:pos="6480"/>
+        </w:tabs>
+        <w:ind w:left="6480" w:hanging="360"/>
+      </w:pPr>
+      <w:rPr>
+        <w:rFonts w:ascii="Wingdings" w:hAnsi="Wingdings" w:hint="default"/>
+        <w:sz w:val="20"/>
+      </w:rPr>
+    </w:lvl>
+  </w:abstractNum>
+  <w:abstractNum w:abstractNumId="3" w15:restartNumberingAfterBreak="0">
     <w:nsid w:val="2B5A54BA"/>
     <w:multiLevelType w:val="multilevel"/>
     <w:tmpl w:val="61FA3364"/>
@@ -2253,7 +3097,7 @@
       </w:rPr>
     </w:lvl>
   </w:abstractNum>
-  <w:abstractNum w:abstractNumId="2" w15:restartNumberingAfterBreak="0">
+  <w:abstractNum w:abstractNumId="4" w15:restartNumberingAfterBreak="0">
     <w:nsid w:val="398D1870"/>
     <w:multiLevelType w:val="multilevel"/>
     <w:tmpl w:val="8ED27008"/>
@@ -2402,7 +3246,7 @@
       </w:rPr>
     </w:lvl>
   </w:abstractNum>
-  <w:abstractNum w:abstractNumId="3" w15:restartNumberingAfterBreak="0">
+  <w:abstractNum w:abstractNumId="5" w15:restartNumberingAfterBreak="0">
     <w:nsid w:val="3ED667C6"/>
     <w:multiLevelType w:val="multilevel"/>
     <w:tmpl w:val="A28660B0"/>
@@ -2551,7 +3395,7 @@
       </w:rPr>
     </w:lvl>
   </w:abstractNum>
-  <w:abstractNum w:abstractNumId="4" w15:restartNumberingAfterBreak="0">
+  <w:abstractNum w:abstractNumId="6" w15:restartNumberingAfterBreak="0">
     <w:nsid w:val="47E27AF1"/>
     <w:multiLevelType w:val="multilevel"/>
     <w:tmpl w:val="749E69C8"/>
@@ -2700,7 +3544,7 @@
       </w:rPr>
     </w:lvl>
   </w:abstractNum>
-  <w:abstractNum w:abstractNumId="5" w15:restartNumberingAfterBreak="0">
+  <w:abstractNum w:abstractNumId="7" w15:restartNumberingAfterBreak="0">
     <w:nsid w:val="51514B96"/>
     <w:multiLevelType w:val="multilevel"/>
     <w:tmpl w:val="E1646F22"/>
@@ -2849,7 +3693,7 @@
       </w:rPr>
     </w:lvl>
   </w:abstractNum>
-  <w:abstractNum w:abstractNumId="6" w15:restartNumberingAfterBreak="0">
+  <w:abstractNum w:abstractNumId="8" w15:restartNumberingAfterBreak="0">
     <w:nsid w:val="60E1753D"/>
     <w:multiLevelType w:val="multilevel"/>
     <w:tmpl w:val="FA10E846"/>
@@ -2998,7 +3842,156 @@
       </w:rPr>
     </w:lvl>
   </w:abstractNum>
-  <w:abstractNum w:abstractNumId="7" w15:restartNumberingAfterBreak="0">
+  <w:abstractNum w:abstractNumId="9" w15:restartNumberingAfterBreak="0">
+    <w:nsid w:val="69C7529E"/>
+    <w:multiLevelType w:val="multilevel"/>
+    <w:tmpl w:val="82300076"/>
+    <w:lvl w:ilvl="0">
+      <w:start w:val="1"/>
+      <w:numFmt w:val="bullet"/>
+      <w:lvlText w:val=""/>
+      <w:lvlJc w:val="left"/>
+      <w:pPr>
+        <w:tabs>
+          <w:tab w:val="num" w:pos="720"/>
+        </w:tabs>
+        <w:ind w:left="720" w:hanging="360"/>
+      </w:pPr>
+      <w:rPr>
+        <w:rFonts w:ascii="Symbol" w:hAnsi="Symbol" w:hint="default"/>
+        <w:sz w:val="20"/>
+      </w:rPr>
+    </w:lvl>
+    <w:lvl w:ilvl="1" w:tentative="1">
+      <w:start w:val="1"/>
+      <w:numFmt w:val="bullet"/>
+      <w:lvlText w:val="o"/>
+      <w:lvlJc w:val="left"/>
+      <w:pPr>
+        <w:tabs>
+          <w:tab w:val="num" w:pos="1440"/>
+        </w:tabs>
+        <w:ind w:left="1440" w:hanging="360"/>
+      </w:pPr>
+      <w:rPr>
+        <w:rFonts w:ascii="Courier New" w:hAnsi="Courier New" w:hint="default"/>
+        <w:sz w:val="20"/>
+      </w:rPr>
+    </w:lvl>
+    <w:lvl w:ilvl="2" w:tentative="1">
+      <w:start w:val="1"/>
+      <w:numFmt w:val="bullet"/>
+      <w:lvlText w:val=""/>
+      <w:lvlJc w:val="left"/>
+      <w:pPr>
+        <w:tabs>
+          <w:tab w:val="num" w:pos="2160"/>
+        </w:tabs>
+        <w:ind w:left="2160" w:hanging="360"/>
+      </w:pPr>
+      <w:rPr>
+        <w:rFonts w:ascii="Wingdings" w:hAnsi="Wingdings" w:hint="default"/>
+        <w:sz w:val="20"/>
+      </w:rPr>
+    </w:lvl>
+    <w:lvl w:ilvl="3" w:tentative="1">
+      <w:start w:val="1"/>
+      <w:numFmt w:val="bullet"/>
+      <w:lvlText w:val=""/>
+      <w:lvlJc w:val="left"/>
+      <w:pPr>
+        <w:tabs>
+          <w:tab w:val="num" w:pos="2880"/>
+        </w:tabs>
+        <w:ind w:left="2880" w:hanging="360"/>
+      </w:pPr>
+      <w:rPr>
+        <w:rFonts w:ascii="Wingdings" w:hAnsi="Wingdings" w:hint="default"/>
+        <w:sz w:val="20"/>
+      </w:rPr>
+    </w:lvl>
+    <w:lvl w:ilvl="4" w:tentative="1">
+      <w:start w:val="1"/>
+      <w:numFmt w:val="bullet"/>
+      <w:lvlText w:val=""/>
+      <w:lvlJc w:val="left"/>
+      <w:pPr>
+        <w:tabs>
+          <w:tab w:val="num" w:pos="3600"/>
+        </w:tabs>
+        <w:ind w:left="3600" w:hanging="360"/>
+      </w:pPr>
+      <w:rPr>
+        <w:rFonts w:ascii="Wingdings" w:hAnsi="Wingdings" w:hint="default"/>
+        <w:sz w:val="20"/>
+      </w:rPr>
+    </w:lvl>
+    <w:lvl w:ilvl="5" w:tentative="1">
+      <w:start w:val="1"/>
+      <w:numFmt w:val="bullet"/>
+      <w:lvlText w:val=""/>
+      <w:lvlJc w:val="left"/>
+      <w:pPr>
+        <w:tabs>
+          <w:tab w:val="num" w:pos="4320"/>
+        </w:tabs>
+        <w:ind w:left="4320" w:hanging="360"/>
+      </w:pPr>
+      <w:rPr>
+        <w:rFonts w:ascii="Wingdings" w:hAnsi="Wingdings" w:hint="default"/>
+        <w:sz w:val="20"/>
+      </w:rPr>
+    </w:lvl>
+    <w:lvl w:ilvl="6" w:tentative="1">
+      <w:start w:val="1"/>
+      <w:numFmt w:val="bullet"/>
+      <w:lvlText w:val=""/>
+      <w:lvlJc w:val="left"/>
+      <w:pPr>
+        <w:tabs>
+          <w:tab w:val="num" w:pos="5040"/>
+        </w:tabs>
+        <w:ind w:left="5040" w:hanging="360"/>
+      </w:pPr>
+      <w:rPr>
+        <w:rFonts w:ascii="Wingdings" w:hAnsi="Wingdings" w:hint="default"/>
+        <w:sz w:val="20"/>
+      </w:rPr>
+    </w:lvl>
+    <w:lvl w:ilvl="7" w:tentative="1">
+      <w:start w:val="1"/>
+      <w:numFmt w:val="bullet"/>
+      <w:lvlText w:val=""/>
+      <w:lvlJc w:val="left"/>
+      <w:pPr>
+        <w:tabs>
+          <w:tab w:val="num" w:pos="5760"/>
+        </w:tabs>
+        <w:ind w:left="5760" w:hanging="360"/>
+      </w:pPr>
+      <w:rPr>
+        <w:rFonts w:ascii="Wingdings" w:hAnsi="Wingdings" w:hint="default"/>
+        <w:sz w:val="20"/>
+      </w:rPr>
+    </w:lvl>
+    <w:lvl w:ilvl="8" w:tentative="1">
+      <w:start w:val="1"/>
+      <w:numFmt w:val="bullet"/>
+      <w:lvlText w:val=""/>
+      <w:lvlJc w:val="left"/>
+      <w:pPr>
+        <w:tabs>
+          <w:tab w:val="num" w:pos="6480"/>
+        </w:tabs>
+        <w:ind w:left="6480" w:hanging="360"/>
+      </w:pPr>
+      <w:rPr>
+        <w:rFonts w:ascii="Wingdings" w:hAnsi="Wingdings" w:hint="default"/>
+        <w:sz w:val="20"/>
+      </w:rPr>
+    </w:lvl>
+  </w:abstractNum>
+  <w:abstractNum w:abstractNumId="10" w15:restartNumberingAfterBreak="0">
     <w:nsid w:val="6F7D4F2D"/>
     <w:multiLevelType w:val="multilevel"/>
     <w:tmpl w:val="583C91AA"/>
@@ -3148,28 +4141,37 @@
     </w:lvl>
   </w:abstractNum>
   <w:num w:numId="1" w16cid:durableId="2022971741">
-    <w:abstractNumId w:val="1"/>
+    <w:abstractNumId w:val="3"/>
   </w:num>
   <w:num w:numId="2" w16cid:durableId="1070346491">
+    <w:abstractNumId w:val="6"/>
+  </w:num>
+  <w:num w:numId="3" w16cid:durableId="1096830392">
     <w:abstractNumId w:val="4"/>
   </w:num>
-  <w:num w:numId="3" w16cid:durableId="1096830392">
-    <w:abstractNumId w:val="2"/>
-  </w:num>
   <w:num w:numId="4" w16cid:durableId="2073039068">
-    <w:abstractNumId w:val="5"/>
+    <w:abstractNumId w:val="7"/>
   </w:num>
   <w:num w:numId="5" w16cid:durableId="1256204055">
-    <w:abstractNumId w:val="7"/>
+    <w:abstractNumId w:val="10"/>
   </w:num>
   <w:num w:numId="6" w16cid:durableId="1161699609">
-    <w:abstractNumId w:val="6"/>
+    <w:abstractNumId w:val="8"/>
   </w:num>
   <w:num w:numId="7" w16cid:durableId="1069959601">
     <w:abstractNumId w:val="0"/>
   </w:num>
   <w:num w:numId="8" w16cid:durableId="1871603752">
-    <w:abstractNumId w:val="3"/>
+    <w:abstractNumId w:val="5"/>
+  </w:num>
+  <w:num w:numId="9" w16cid:durableId="1360086606">
+    <w:abstractNumId w:val="1"/>
+  </w:num>
+  <w:num w:numId="10" w16cid:durableId="2076735115">
+    <w:abstractNumId w:val="9"/>
+  </w:num>
+  <w:num w:numId="11" w16cid:durableId="181554151">
+    <w:abstractNumId w:val="2"/>
   </w:num>
 </w:numbering>
 </file>
